--- a/Respuestas Tarea-S11.docx
+++ b/Respuestas Tarea-S11.docx
@@ -2439,19 +2439,117 @@
       <w:pPr>
         <w:rPr>
           <w:b/>
-          <w:color w:val="000099"/>
-          <w:lang w:val="es-VE"/>
-        </w:rPr>
-      </w:pPr>
-      <w:r>
-        <w:rPr>
-          <w:noProof/>
-        </w:rPr>
-        <w:drawing>
-          <wp:inline distT="0" distB="0" distL="0" distR="0" wp14:anchorId="7CCEA449" wp14:editId="1E816D6C">
-            <wp:extent cx="5612130" cy="3078480"/>
-            <wp:effectExtent l="0" t="0" r="7620" b="7620"/>
-            <wp:docPr id="22" name="Imagen 22"/>
+          <w:lang w:val="es-VE"/>
+        </w:rPr>
+      </w:pPr>
+      <w:r>
+        <w:rPr>
+          <w:noProof/>
+        </w:rPr>
+        <w:drawing>
+          <wp:inline distT="0" distB="0" distL="0" distR="0" wp14:anchorId="4DAF1FE7" wp14:editId="5267CEB0">
+            <wp:extent cx="5612130" cy="3019425"/>
+            <wp:effectExtent l="0" t="0" r="7620" b="9525"/>
+            <wp:docPr id="25" name="Imagen 25"/>
+            <wp:cNvGraphicFramePr>
+              <a:graphicFrameLocks xmlns:a="http://schemas.openxmlformats.org/drawingml/2006/main" noChangeAspect="1"/>
+            </wp:cNvGraphicFramePr>
+            <a:graphic xmlns:a="http://schemas.openxmlformats.org/drawingml/2006/main">
+              <a:graphicData uri="http://schemas.openxmlformats.org/drawingml/2006/picture">
+                <pic:pic xmlns:pic="http://schemas.openxmlformats.org/drawingml/2006/picture">
+                  <pic:nvPicPr>
+                    <pic:cNvPr id="1" name=""/>
+                    <pic:cNvPicPr/>
+                  </pic:nvPicPr>
+                  <pic:blipFill>
+                    <a:blip r:embed="rId9"/>
+                    <a:stretch>
+                      <a:fillRect/>
+                    </a:stretch>
+                  </pic:blipFill>
+                  <pic:spPr>
+                    <a:xfrm>
+                      <a:off x="0" y="0"/>
+                      <a:ext cx="5612130" cy="3019425"/>
+                    </a:xfrm>
+                    <a:prstGeom prst="rect">
+                      <a:avLst/>
+                    </a:prstGeom>
+                  </pic:spPr>
+                </pic:pic>
+              </a:graphicData>
+            </a:graphic>
+          </wp:inline>
+        </w:drawing>
+      </w:r>
+    </w:p>
+    <w:p>
+      <w:pPr>
+        <w:rPr>
+          <w:b/>
+          <w:color w:val="000099"/>
+          <w:lang w:val="es-VE"/>
+        </w:rPr>
+      </w:pPr>
+      <w:r>
+        <w:rPr>
+          <w:noProof/>
+        </w:rPr>
+        <w:drawing>
+          <wp:inline distT="0" distB="0" distL="0" distR="0" wp14:anchorId="737113BF" wp14:editId="540F701C">
+            <wp:extent cx="5612130" cy="2886710"/>
+            <wp:effectExtent l="0" t="0" r="7620" b="8890"/>
+            <wp:docPr id="26" name="Imagen 26"/>
+            <wp:cNvGraphicFramePr>
+              <a:graphicFrameLocks xmlns:a="http://schemas.openxmlformats.org/drawingml/2006/main" noChangeAspect="1"/>
+            </wp:cNvGraphicFramePr>
+            <a:graphic xmlns:a="http://schemas.openxmlformats.org/drawingml/2006/main">
+              <a:graphicData uri="http://schemas.openxmlformats.org/drawingml/2006/picture">
+                <pic:pic xmlns:pic="http://schemas.openxmlformats.org/drawingml/2006/picture">
+                  <pic:nvPicPr>
+                    <pic:cNvPr id="1" name=""/>
+                    <pic:cNvPicPr/>
+                  </pic:nvPicPr>
+                  <pic:blipFill>
+                    <a:blip r:embed="rId10"/>
+                    <a:stretch>
+                      <a:fillRect/>
+                    </a:stretch>
+                  </pic:blipFill>
+                  <pic:spPr>
+                    <a:xfrm>
+                      <a:off x="0" y="0"/>
+                      <a:ext cx="5612130" cy="2886710"/>
+                    </a:xfrm>
+                    <a:prstGeom prst="rect">
+                      <a:avLst/>
+                    </a:prstGeom>
+                  </pic:spPr>
+                </pic:pic>
+              </a:graphicData>
+            </a:graphic>
+          </wp:inline>
+        </w:drawing>
+      </w:r>
+    </w:p>
+    <w:p>
+      <w:pPr>
+        <w:rPr>
+          <w:b/>
+          <w:color w:val="000099"/>
+          <w:lang w:val="es-VE"/>
+        </w:rPr>
+      </w:pPr>
+      <w:r>
+        <w:rPr>
+          <w:noProof/>
+        </w:rPr>
+        <w:lastRenderedPageBreak/>
+        <w:drawing>
+          <wp:inline distT="0" distB="0" distL="0" distR="0" wp14:anchorId="32E21B5C" wp14:editId="20305D83">
+            <wp:extent cx="5612130" cy="2999740"/>
+            <wp:effectExtent l="0" t="0" r="7620" b="0"/>
+            <wp:docPr id="16" name="Imagen 16"/>
             <wp:cNvGraphicFramePr>
               <a:graphicFrameLocks xmlns:a="http://schemas.openxmlformats.org/drawingml/2006/main" noChangeAspect="1"/>
             </wp:cNvGraphicFramePr>
@@ -2471,36 +2569,36 @@
                   <pic:spPr>
                     <a:xfrm>
                       <a:off x="0" y="0"/>
-                      <a:ext cx="5612130" cy="3078480"/>
-                    </a:xfrm>
-                    <a:prstGeom prst="rect">
-                      <a:avLst/>
-                    </a:prstGeom>
-                  </pic:spPr>
-                </pic:pic>
-              </a:graphicData>
-            </a:graphic>
-          </wp:inline>
-        </w:drawing>
-      </w:r>
-    </w:p>
-    <w:p>
-      <w:pPr>
-        <w:rPr>
-          <w:b/>
-          <w:color w:val="000099"/>
-          <w:lang w:val="es-VE"/>
-        </w:rPr>
-      </w:pPr>
-      <w:r>
-        <w:rPr>
-          <w:noProof/>
-        </w:rPr>
-        <w:drawing>
-          <wp:inline distT="0" distB="0" distL="0" distR="0" wp14:anchorId="2D2AEC28" wp14:editId="1FFA14A6">
-            <wp:extent cx="5612130" cy="2872105"/>
-            <wp:effectExtent l="0" t="0" r="7620" b="4445"/>
-            <wp:docPr id="24" name="Imagen 24"/>
+                      <a:ext cx="5612130" cy="2999740"/>
+                    </a:xfrm>
+                    <a:prstGeom prst="rect">
+                      <a:avLst/>
+                    </a:prstGeom>
+                  </pic:spPr>
+                </pic:pic>
+              </a:graphicData>
+            </a:graphic>
+          </wp:inline>
+        </w:drawing>
+      </w:r>
+    </w:p>
+    <w:p>
+      <w:pPr>
+        <w:rPr>
+          <w:b/>
+          <w:color w:val="000099"/>
+          <w:lang w:val="es-VE"/>
+        </w:rPr>
+      </w:pPr>
+      <w:r>
+        <w:rPr>
+          <w:noProof/>
+        </w:rPr>
+        <w:drawing>
+          <wp:inline distT="0" distB="0" distL="0" distR="0" wp14:anchorId="055D9E4D" wp14:editId="4E7F7004">
+            <wp:extent cx="5612130" cy="2990850"/>
+            <wp:effectExtent l="0" t="0" r="7620" b="0"/>
+            <wp:docPr id="27" name="Imagen 27"/>
             <wp:cNvGraphicFramePr>
               <a:graphicFrameLocks xmlns:a="http://schemas.openxmlformats.org/drawingml/2006/main" noChangeAspect="1"/>
             </wp:cNvGraphicFramePr>
@@ -2520,29 +2618,38 @@
                   <pic:spPr>
                     <a:xfrm>
                       <a:off x="0" y="0"/>
-                      <a:ext cx="5612130" cy="2872105"/>
-                    </a:xfrm>
-                    <a:prstGeom prst="rect">
-                      <a:avLst/>
-                    </a:prstGeom>
-                  </pic:spPr>
-                </pic:pic>
-              </a:graphicData>
-            </a:graphic>
-          </wp:inline>
-        </w:drawing>
-      </w:r>
-    </w:p>
-    <w:p>
-      <w:pPr>
-        <w:rPr>
-          <w:b/>
-          <w:color w:val="000099"/>
-          <w:lang w:val="es-VE"/>
-        </w:rPr>
-      </w:pPr>
+                      <a:ext cx="5612130" cy="2990850"/>
+                    </a:xfrm>
+                    <a:prstGeom prst="rect">
+                      <a:avLst/>
+                    </a:prstGeom>
+                  </pic:spPr>
+                </pic:pic>
+              </a:graphicData>
+            </a:graphic>
+          </wp:inline>
+        </w:drawing>
+      </w:r>
       <w:bookmarkStart w:id="0" w:name="_GoBack"/>
       <w:bookmarkEnd w:id="0"/>
+    </w:p>
+    <w:p>
+      <w:pPr>
+        <w:rPr>
+          <w:b/>
+          <w:color w:val="000099"/>
+          <w:lang w:val="es-VE"/>
+        </w:rPr>
+      </w:pPr>
+    </w:p>
+    <w:p>
+      <w:pPr>
+        <w:rPr>
+          <w:b/>
+          <w:color w:val="000099"/>
+          <w:lang w:val="es-VE"/>
+        </w:rPr>
+      </w:pPr>
     </w:p>
     <w:sectPr>
       <w:pgSz w:w="12240" w:h="15840"/>

--- a/Respuestas Tarea-S11.docx
+++ b/Respuestas Tarea-S11.docx
@@ -2265,7 +2265,13 @@
         <w:rPr>
           <w:lang w:val="es-VE"/>
         </w:rPr>
-        <w:t>R = 3 veces</w:t>
+        <w:t>R = 4</w:t>
+      </w:r>
+      <w:r>
+        <w:rPr>
+          <w:lang w:val="es-VE"/>
+        </w:rPr>
+        <w:t xml:space="preserve"> veces</w:t>
       </w:r>
     </w:p>
     <w:p>
@@ -2379,7 +2385,60 @@
           <w:lang w:val="es-VE"/>
         </w:rPr>
         <w:lastRenderedPageBreak/>
-        <w:t>R = 3 Veces</w:t>
+        <w:t>R = 4</w:t>
+      </w:r>
+      <w:r>
+        <w:rPr>
+          <w:lang w:val="es-VE"/>
+        </w:rPr>
+        <w:t xml:space="preserve"> Veces</w:t>
+      </w:r>
+    </w:p>
+    <w:p>
+      <w:pPr>
+        <w:rPr>
+          <w:lang w:val="es-VE"/>
+        </w:rPr>
+      </w:pPr>
+      <w:r>
+        <w:rPr>
+          <w:noProof/>
+        </w:rPr>
+        <w:drawing>
+          <wp:inline distT="0" distB="0" distL="0" distR="0" wp14:anchorId="0FCA7843" wp14:editId="65744E65">
+            <wp:extent cx="5612130" cy="3013075"/>
+            <wp:effectExtent l="0" t="0" r="7620" b="0"/>
+            <wp:docPr id="22" name="Imagen 22"/>
+            <wp:cNvGraphicFramePr>
+              <a:graphicFrameLocks xmlns:a="http://schemas.openxmlformats.org/drawingml/2006/main" noChangeAspect="1"/>
+            </wp:cNvGraphicFramePr>
+            <a:graphic xmlns:a="http://schemas.openxmlformats.org/drawingml/2006/main">
+              <a:graphicData uri="http://schemas.openxmlformats.org/drawingml/2006/picture">
+                <pic:pic xmlns:pic="http://schemas.openxmlformats.org/drawingml/2006/picture">
+                  <pic:nvPicPr>
+                    <pic:cNvPr id="1" name=""/>
+                    <pic:cNvPicPr/>
+                  </pic:nvPicPr>
+                  <pic:blipFill>
+                    <a:blip r:embed="rId36"/>
+                    <a:stretch>
+                      <a:fillRect/>
+                    </a:stretch>
+                  </pic:blipFill>
+                  <pic:spPr>
+                    <a:xfrm>
+                      <a:off x="0" y="0"/>
+                      <a:ext cx="5612130" cy="3013075"/>
+                    </a:xfrm>
+                    <a:prstGeom prst="rect">
+                      <a:avLst/>
+                    </a:prstGeom>
+                  </pic:spPr>
+                </pic:pic>
+              </a:graphicData>
+            </a:graphic>
+          </wp:inline>
+        </w:drawing>
       </w:r>
     </w:p>
     <w:p>
@@ -2447,22 +2506,22 @@
           <w:noProof/>
         </w:rPr>
         <w:drawing>
-          <wp:inline distT="0" distB="0" distL="0" distR="0" wp14:anchorId="4DAF1FE7" wp14:editId="5267CEB0">
+          <wp:inline distT="0" distB="0" distL="0" distR="0" wp14:anchorId="753E2C9B" wp14:editId="6D422BCB">
             <wp:extent cx="5612130" cy="3019425"/>
             <wp:effectExtent l="0" t="0" r="7620" b="9525"/>
-            <wp:docPr id="25" name="Imagen 25"/>
-            <wp:cNvGraphicFramePr>
-              <a:graphicFrameLocks xmlns:a="http://schemas.openxmlformats.org/drawingml/2006/main" noChangeAspect="1"/>
-            </wp:cNvGraphicFramePr>
-            <a:graphic xmlns:a="http://schemas.openxmlformats.org/drawingml/2006/main">
-              <a:graphicData uri="http://schemas.openxmlformats.org/drawingml/2006/picture">
-                <pic:pic xmlns:pic="http://schemas.openxmlformats.org/drawingml/2006/picture">
-                  <pic:nvPicPr>
-                    <pic:cNvPr id="1" name=""/>
-                    <pic:cNvPicPr/>
-                  </pic:nvPicPr>
-                  <pic:blipFill>
-                    <a:blip r:embed="rId9"/>
+            <wp:docPr id="24" name="Imagen 24"/>
+            <wp:cNvGraphicFramePr>
+              <a:graphicFrameLocks xmlns:a="http://schemas.openxmlformats.org/drawingml/2006/main" noChangeAspect="1"/>
+            </wp:cNvGraphicFramePr>
+            <a:graphic xmlns:a="http://schemas.openxmlformats.org/drawingml/2006/main">
+              <a:graphicData uri="http://schemas.openxmlformats.org/drawingml/2006/picture">
+                <pic:pic xmlns:pic="http://schemas.openxmlformats.org/drawingml/2006/picture">
+                  <pic:nvPicPr>
+                    <pic:cNvPr id="1" name=""/>
+                    <pic:cNvPicPr/>
+                  </pic:nvPicPr>
+                  <pic:blipFill>
+                    <a:blip r:embed="rId37"/>
                     <a:stretch>
                       <a:fillRect/>
                     </a:stretch>
@@ -2482,19 +2541,22 @@
           </wp:inline>
         </w:drawing>
       </w:r>
-    </w:p>
-    <w:p>
-      <w:pPr>
-        <w:rPr>
-          <w:b/>
-          <w:color w:val="000099"/>
-          <w:lang w:val="es-VE"/>
-        </w:rPr>
-      </w:pPr>
-      <w:r>
-        <w:rPr>
-          <w:noProof/>
-        </w:rPr>
+      <w:bookmarkStart w:id="0" w:name="_GoBack"/>
+      <w:bookmarkEnd w:id="0"/>
+    </w:p>
+    <w:p>
+      <w:pPr>
+        <w:rPr>
+          <w:b/>
+          <w:color w:val="000099"/>
+          <w:lang w:val="es-VE"/>
+        </w:rPr>
+      </w:pPr>
+      <w:r>
+        <w:rPr>
+          <w:noProof/>
+        </w:rPr>
+        <w:lastRenderedPageBreak/>
         <w:drawing>
           <wp:inline distT="0" distB="0" distL="0" distR="0" wp14:anchorId="737113BF" wp14:editId="540F701C">
             <wp:extent cx="5612130" cy="2886710"/>
@@ -2544,7 +2606,6 @@
         <w:rPr>
           <w:noProof/>
         </w:rPr>
-        <w:lastRenderedPageBreak/>
         <w:drawing>
           <wp:inline distT="0" distB="0" distL="0" distR="0" wp14:anchorId="32E21B5C" wp14:editId="20305D83">
             <wp:extent cx="5612130" cy="2999740"/>
@@ -2561,7 +2622,7 @@
                     <pic:cNvPicPr/>
                   </pic:nvPicPr>
                   <pic:blipFill>
-                    <a:blip r:embed="rId36"/>
+                    <a:blip r:embed="rId38"/>
                     <a:stretch>
                       <a:fillRect/>
                     </a:stretch>
@@ -2594,6 +2655,7 @@
         <w:rPr>
           <w:noProof/>
         </w:rPr>
+        <w:lastRenderedPageBreak/>
         <w:drawing>
           <wp:inline distT="0" distB="0" distL="0" distR="0" wp14:anchorId="055D9E4D" wp14:editId="4E7F7004">
             <wp:extent cx="5612130" cy="2990850"/>
@@ -2610,7 +2672,7 @@
                     <pic:cNvPicPr/>
                   </pic:nvPicPr>
                   <pic:blipFill>
-                    <a:blip r:embed="rId37"/>
+                    <a:blip r:embed="rId39"/>
                     <a:stretch>
                       <a:fillRect/>
                     </a:stretch>
@@ -2630,8 +2692,6 @@
           </wp:inline>
         </w:drawing>
       </w:r>
-      <w:bookmarkStart w:id="0" w:name="_GoBack"/>
-      <w:bookmarkEnd w:id="0"/>
     </w:p>
     <w:p>
       <w:pPr>

--- a/Respuestas Tarea-S11.docx
+++ b/Respuestas Tarea-S11.docx
@@ -2405,10 +2405,10 @@
           <w:noProof/>
         </w:rPr>
         <w:drawing>
-          <wp:inline distT="0" distB="0" distL="0" distR="0" wp14:anchorId="0FCA7843" wp14:editId="65744E65">
-            <wp:extent cx="5612130" cy="3013075"/>
+          <wp:inline distT="0" distB="0" distL="0" distR="0" wp14:anchorId="6CFFBD64" wp14:editId="7D486F02">
+            <wp:extent cx="5612130" cy="3087370"/>
             <wp:effectExtent l="0" t="0" r="7620" b="0"/>
-            <wp:docPr id="22" name="Imagen 22"/>
+            <wp:docPr id="33" name="Imagen 33"/>
             <wp:cNvGraphicFramePr>
               <a:graphicFrameLocks xmlns:a="http://schemas.openxmlformats.org/drawingml/2006/main" noChangeAspect="1"/>
             </wp:cNvGraphicFramePr>
@@ -2428,18 +2428,20 @@
                   <pic:spPr>
                     <a:xfrm>
                       <a:off x="0" y="0"/>
-                      <a:ext cx="5612130" cy="3013075"/>
-                    </a:xfrm>
-                    <a:prstGeom prst="rect">
-                      <a:avLst/>
-                    </a:prstGeom>
-                  </pic:spPr>
-                </pic:pic>
-              </a:graphicData>
-            </a:graphic>
-          </wp:inline>
-        </w:drawing>
-      </w:r>
+                      <a:ext cx="5612130" cy="3087370"/>
+                    </a:xfrm>
+                    <a:prstGeom prst="rect">
+                      <a:avLst/>
+                    </a:prstGeom>
+                  </pic:spPr>
+                </pic:pic>
+              </a:graphicData>
+            </a:graphic>
+          </wp:inline>
+        </w:drawing>
+      </w:r>
+      <w:bookmarkStart w:id="0" w:name="_GoBack"/>
+      <w:bookmarkEnd w:id="0"/>
     </w:p>
     <w:p>
       <w:pPr>
@@ -2541,8 +2543,6 @@
           </wp:inline>
         </w:drawing>
       </w:r>
-      <w:bookmarkStart w:id="0" w:name="_GoBack"/>
-      <w:bookmarkEnd w:id="0"/>
     </w:p>
     <w:p>
       <w:pPr>
